--- a/FINAL_YEAR_BLACKBOOK/23_Project_Documentation/roadmap/PLC_COMMUNICATION.docx
+++ b/FINAL_YEAR_BLACKBOOK/23_Project_Documentation/roadmap/PLC_COMMUNICATION.docx
@@ -6328,6 +6328,29 @@
     </w:p>
     <w:bookmarkEnd w:id="36"/>
     <w:bookmarkEnd w:id="37"/>
+    <w:p>
+      <w:pPr>
+        <w:pStyle w:val="Heading2"/>
+      </w:pPr>
+      <w:r>
+        <w:t>2026-10-23 - San_test ladder (13 networks) [VERIFIED from the .isp, simulator-run, not PHYSICAL]</w:t>
+      </w:r>
+    </w:p>
+    <w:p>
+      <w:r>
+        <w:t>- Nets: 1 (X1 OR M10) SET Y1, RST M10; 2 (NOT X2 OR M11) RST Y1, RST M11; 3 RISE X0 AND Y1 -&gt; SET M2, INC D100; 4 M0 -&gt; RST M2, RST M0, CNT C0; 5 M1 -&gt; TMR T0 K3, CNT C1, RST M2; 6 M1 AND NOT T0 -&gt; OUT Y0; 7 T0 -&gt; RST M1; 8 NOT M20 -&gt; TMR T1 K30; 9 M20 -&gt; RST M20; 10 T1 -&gt; SET M3; 11 Y1 AND NOT X3 -&gt; TMR T2 K20; 12 T2 -&gt; SET M3; 13 M12 -&gt; RST M3, RST M12.</w:t>
+      </w:r>
+    </w:p>
+    <w:p>
+      <w:r>
+        <w:t>- Software contract: M1 is written when the bottle is at the cylinder (trigger + travel); Y0 stays ON T0; M1 is held for T0 and masks triggers for that time. PC pulses M20 about once a second (HeartbeatPump) and sends M12 (service_write FAULT_RESET) after the heartbeat is back.</w:t>
+      </w:r>
+    </w:p>
+    <w:p>
+      <w:r>
+        <w:t>- Writable by Python: M0, M1 (answers), M20 (heartbeat), M12 (fault reset), operator bits M10 / M11 / M2 when plc_operator_controls. Never X or Y. M3 is read only.</w:t>
+      </w:r>
+    </w:p>
     <w:sectPr>
       <w:footnotePr>
         <w:numRestart w:val="eachSect"/>
